--- a/pr-preview/pr-301/chapters/defining-terms.docx
+++ b/pr-preview/pr-301/chapters/defining-terms.docx
@@ -15,7 +15,7 @@
         <w:pStyle w:val="Date"/>
       </w:pPr>
       <w:r>
-        <w:t xml:space="preserve">Last modified: 2026-10-19 02:08:03 (PDT)</w:t>
+        <w:t xml:space="preserve">Last modified: 2026-10-19 02:23:56 (PDT)</w:t>
       </w:r>
     </w:p>
     <w:p>
@@ -5510,7 +5510,7 @@
         <w:t xml:space="preserve"> </w:t>
       </w:r>
       <w:r>
-        <w:t xml:space="preserve">The term</w:t>
+        <w:t xml:space="preserve">When a set of notes defines the fitted model,</w:t>
       </w:r>
       <w:r>
         <w:t xml:space="preserve"> </w:t>
@@ -5522,13 +5522,7 @@
         <w:t xml:space="preserve"> </w:t>
       </w:r>
       <w:r>
-        <w:t xml:space="preserve">appears once,</w:t>
-      </w:r>
-      <w:r>
-        <w:t xml:space="preserve"> </w:t>
-      </w:r>
-      <w:r>
-        <w:t xml:space="preserve">as an italic alias inside the definition of the fitted model,</w:t>
+        <w:t xml:space="preserve">belongs only in that definition, as an italic alias,</w:t>
       </w:r>
       <w:r>
         <w:t xml:space="preserve"> </w:t>
@@ -5540,7 +5534,25 @@
         <w:t xml:space="preserve"> </w:t>
       </w:r>
       <w:r>
-        <w:t xml:space="preserve">The old anchor stays as a span on the alias,</w:t>
+        <w:t xml:space="preserve">If the notes once defined</w:t>
+      </w:r>
+      <w:r>
+        <w:t xml:space="preserve"> </w:t>
+      </w:r>
+      <w:r>
+        <w:t xml:space="preserve">“prediction rule”</w:t>
+      </w:r>
+      <w:r>
+        <w:t xml:space="preserve"> </w:t>
+      </w:r>
+      <w:r>
+        <w:t xml:space="preserve">under its own anchor,</w:t>
+      </w:r>
+      <w:r>
+        <w:t xml:space="preserve"> </w:t>
+      </w:r>
+      <w:r>
+        <w:t xml:space="preserve">keep the old anchor as a span on the alias,</w:t>
       </w:r>
       <w:r>
         <w:t xml:space="preserve"> </w:t>

--- a/pr-preview/pr-301/chapters/defining-terms.docx
+++ b/pr-preview/pr-301/chapters/defining-terms.docx
@@ -15,7 +15,7 @@
         <w:pStyle w:val="Date"/>
       </w:pPr>
       <w:r>
-        <w:t xml:space="preserve">Last modified: 2026-10-19 02:23:56 (PDT)</w:t>
+        <w:t xml:space="preserve">Last modified: 2026-10-19 10:28:40 (PDT)</w:t>
       </w:r>
     </w:p>
     <w:p>
@@ -5474,6 +5474,12 @@
         <w:t xml:space="preserve"> </w:t>
       </w:r>
       <w:r>
+        <w:t xml:space="preserve">and a second name for one object makes readers wonder whether there are two objects,</w:t>
+      </w:r>
+      <w:r>
+        <w:t xml:space="preserve"> </w:t>
+      </w:r>
+      <w:r>
         <w:t xml:space="preserve">so call it a fitted model every time.</w:t>
       </w:r>
       <w:r>
@@ -5522,7 +5528,7 @@
         <w:t xml:space="preserve"> </w:t>
       </w:r>
       <w:r>
-        <w:t xml:space="preserve">belongs only in that definition, as an italic alias,</w:t>
+        <w:t xml:space="preserve">belongs only in that definition, as an alias in bold and in the div title,</w:t>
       </w:r>
       <w:r>
         <w:t xml:space="preserve"> </w:t>
